--- a/doc/mkhalil/transformer_attention_example-1-4.docx
+++ b/doc/mkhalil/transformer_attention_example-1-4.docx
@@ -12242,6 +12242,7 @@
     <w:p>
       <w:pPr>
         <w:spacing w:after="0" w:line="240" w:lineRule="auto"/>
+        <w:ind w:left="2160"/>
         <w:rPr>
           <w:rFonts w:ascii="Times New Roman" w:eastAsia="Times New Roman" w:hAnsi="Times New Roman" w:cs="Times New Roman"/>
           <w:b/>
@@ -12251,6 +12252,9 @@
         </w:rPr>
       </w:pPr>
       <m:oMathPara>
+        <m:oMathParaPr>
+          <m:jc m:val="left"/>
+        </m:oMathParaPr>
         <m:oMath>
           <m:sSub>
             <m:sSubPr>
@@ -12533,6 +12537,7 @@
     <w:p>
       <w:pPr>
         <w:spacing w:after="0" w:line="240" w:lineRule="auto"/>
+        <w:ind w:left="2160"/>
         <w:rPr>
           <w:rFonts w:ascii="Times New Roman" w:eastAsia="Times New Roman" w:hAnsi="Times New Roman" w:cs="Times New Roman"/>
           <w:b/>
@@ -12542,6 +12547,9 @@
         </w:rPr>
       </w:pPr>
       <m:oMathPara>
+        <m:oMathParaPr>
+          <m:jc m:val="left"/>
+        </m:oMathParaPr>
         <m:oMath>
           <m:r>
             <m:rPr>
@@ -12701,6 +12709,7 @@
     <w:p>
       <w:pPr>
         <w:spacing w:after="0" w:line="240" w:lineRule="auto"/>
+        <w:ind w:left="2160"/>
         <w:rPr>
           <w:rFonts w:ascii="Times New Roman" w:eastAsia="Times New Roman" w:hAnsi="Times New Roman" w:cs="Times New Roman"/>
           <w:b/>
@@ -12710,6 +12719,9 @@
         </w:rPr>
       </w:pPr>
       <m:oMathPara>
+        <m:oMathParaPr>
+          <m:jc m:val="left"/>
+        </m:oMathParaPr>
         <m:oMath>
           <m:sSub>
             <m:sSubPr>
